--- a/Answers/249309R_a1.docx
+++ b/Answers/249309R_a1.docx
@@ -706,7 +706,7 @@
           </mc:Choice>
           <mc:Fallback>
             <w:pict>
-              <v:shapetype w14:anchorId="52D9A630" id="_x0000_t32" coordsize="21600,21600" o:spt="32" o:oned="t" path="m,l21600,21600e" filled="f">
+              <v:shapetype w14:anchorId="4E21E392" id="_x0000_t32" coordsize="21600,21600" o:spt="32" o:oned="t" path="m,l21600,21600e" filled="f">
                 <v:path arrowok="t" fillok="f" o:connecttype="none"/>
                 <o:lock v:ext="edit" shapetype="t"/>
               </v:shapetype>
@@ -857,6 +857,389 @@
                     <a:xfrm>
                       <a:off x="0" y="0"/>
                       <a:ext cx="1302735" cy="1604732"/>
+                    </a:xfrm>
+                    <a:prstGeom prst="rect">
+                      <a:avLst/>
+                    </a:prstGeom>
+                  </pic:spPr>
+                </pic:pic>
+              </a:graphicData>
+            </a:graphic>
+          </wp:inline>
+        </w:drawing>
+      </w:r>
+    </w:p>
+    <w:p>
+      <w:pPr>
+        <w:rPr>
+          <w:sz w:val="24"/>
+          <w:szCs w:val="24"/>
+        </w:rPr>
+      </w:pPr>
+    </w:p>
+    <w:p>
+      <w:pPr>
+        <w:rPr>
+          <w:sz w:val="28"/>
+          <w:szCs w:val="28"/>
+        </w:rPr>
+      </w:pPr>
+      <w:r>
+        <w:rPr>
+          <w:sz w:val="28"/>
+          <w:szCs w:val="28"/>
+        </w:rPr>
+        <w:lastRenderedPageBreak/>
+        <w:t>Question 03</w:t>
+      </w:r>
+      <w:r>
+        <w:rPr>
+          <w:sz w:val="28"/>
+          <w:szCs w:val="28"/>
+        </w:rPr>
+        <w:t>:</w:t>
+      </w:r>
+    </w:p>
+    <w:p>
+      <w:pPr>
+        <w:rPr>
+          <w:sz w:val="20"/>
+          <w:szCs w:val="20"/>
+        </w:rPr>
+      </w:pPr>
+      <w:r>
+        <w:rPr>
+          <w:sz w:val="20"/>
+          <w:szCs w:val="20"/>
+        </w:rPr>
+        <w:drawing>
+          <wp:anchor distT="0" distB="0" distL="114300" distR="114300" simplePos="0" relativeHeight="251660288" behindDoc="1" locked="0" layoutInCell="1" allowOverlap="1" wp14:anchorId="0C8310F5" wp14:editId="28648275">
+            <wp:simplePos x="0" y="0"/>
+            <wp:positionH relativeFrom="column">
+              <wp:posOffset>0</wp:posOffset>
+            </wp:positionH>
+            <wp:positionV relativeFrom="paragraph">
+              <wp:posOffset>-635</wp:posOffset>
+            </wp:positionV>
+            <wp:extent cx="3909060" cy="2127250"/>
+            <wp:effectExtent l="0" t="0" r="0" b="6350"/>
+            <wp:wrapTight wrapText="bothSides">
+              <wp:wrapPolygon edited="0">
+                <wp:start x="0" y="0"/>
+                <wp:lineTo x="0" y="21471"/>
+                <wp:lineTo x="21474" y="21471"/>
+                <wp:lineTo x="21474" y="0"/>
+                <wp:lineTo x="0" y="0"/>
+              </wp:wrapPolygon>
+            </wp:wrapTight>
+            <wp:docPr id="1717769182" name="Picture 1" descr="A computer screen with text on it"/>
+            <wp:cNvGraphicFramePr>
+              <a:graphicFrameLocks xmlns:a="http://schemas.openxmlformats.org/drawingml/2006/main" noChangeAspect="1"/>
+            </wp:cNvGraphicFramePr>
+            <a:graphic xmlns:a="http://schemas.openxmlformats.org/drawingml/2006/main">
+              <a:graphicData uri="http://schemas.openxmlformats.org/drawingml/2006/picture">
+                <pic:pic xmlns:pic="http://schemas.openxmlformats.org/drawingml/2006/picture">
+                  <pic:nvPicPr>
+                    <pic:cNvPr id="1717769182" name="Picture 1" descr="A computer screen with text on it"/>
+                    <pic:cNvPicPr/>
+                  </pic:nvPicPr>
+                  <pic:blipFill>
+                    <a:blip r:embed="rId14" cstate="print">
+                      <a:extLst>
+                        <a:ext uri="{28A0092B-C50C-407E-A947-70E740481C1C}">
+                          <a14:useLocalDpi xmlns:a14="http://schemas.microsoft.com/office/drawing/2010/main" val="0"/>
+                        </a:ext>
+                      </a:extLst>
+                    </a:blip>
+                    <a:stretch>
+                      <a:fillRect/>
+                    </a:stretch>
+                  </pic:blipFill>
+                  <pic:spPr>
+                    <a:xfrm>
+                      <a:off x="0" y="0"/>
+                      <a:ext cx="3909060" cy="2127250"/>
+                    </a:xfrm>
+                    <a:prstGeom prst="rect">
+                      <a:avLst/>
+                    </a:prstGeom>
+                  </pic:spPr>
+                </pic:pic>
+              </a:graphicData>
+            </a:graphic>
+            <wp14:sizeRelH relativeFrom="page">
+              <wp14:pctWidth>0</wp14:pctWidth>
+            </wp14:sizeRelH>
+            <wp14:sizeRelV relativeFrom="page">
+              <wp14:pctHeight>0</wp14:pctHeight>
+            </wp14:sizeRelV>
+          </wp:anchor>
+        </w:drawing>
+      </w:r>
+      <w:r>
+        <w:rPr>
+          <w:sz w:val="20"/>
+          <w:szCs w:val="20"/>
+        </w:rPr>
+        <w:t xml:space="preserve">Assumed </w:t>
+      </w:r>
+      <w:r>
+        <w:rPr>
+          <w:sz w:val="20"/>
+          <w:szCs w:val="20"/>
+        </w:rPr>
+        <w:t>γ value</w:t>
+      </w:r>
+      <w:r>
+        <w:rPr>
+          <w:sz w:val="20"/>
+          <w:szCs w:val="20"/>
+        </w:rPr>
+        <w:t xml:space="preserve"> as 2.2</w:t>
+      </w:r>
+    </w:p>
+    <w:p>
+      <w:pPr>
+        <w:rPr>
+          <w:sz w:val="28"/>
+          <w:szCs w:val="28"/>
+        </w:rPr>
+      </w:pPr>
+    </w:p>
+    <w:p>
+      <w:pPr>
+        <w:rPr>
+          <w:sz w:val="28"/>
+          <w:szCs w:val="28"/>
+        </w:rPr>
+      </w:pPr>
+    </w:p>
+    <w:p>
+      <w:pPr>
+        <w:rPr>
+          <w:sz w:val="28"/>
+          <w:szCs w:val="28"/>
+        </w:rPr>
+      </w:pPr>
+    </w:p>
+    <w:p>
+      <w:pPr>
+        <w:rPr>
+          <w:sz w:val="28"/>
+          <w:szCs w:val="28"/>
+        </w:rPr>
+      </w:pPr>
+    </w:p>
+    <w:p>
+      <w:pPr>
+        <w:rPr>
+          <w:sz w:val="28"/>
+          <w:szCs w:val="28"/>
+        </w:rPr>
+      </w:pPr>
+    </w:p>
+    <w:p>
+      <w:pPr>
+        <w:rPr>
+          <w:sz w:val="28"/>
+          <w:szCs w:val="28"/>
+        </w:rPr>
+      </w:pPr>
+    </w:p>
+    <w:p>
+      <w:pPr>
+        <w:rPr>
+          <w:sz w:val="28"/>
+          <w:szCs w:val="28"/>
+        </w:rPr>
+      </w:pPr>
+      <w:r>
+        <w:rPr>
+          <w:sz w:val="28"/>
+          <w:szCs w:val="28"/>
+        </w:rPr>
+        <w:t>Results:</w:t>
+      </w:r>
+    </w:p>
+    <w:p>
+      <w:pPr>
+        <w:rPr>
+          <w:sz w:val="28"/>
+          <w:szCs w:val="28"/>
+        </w:rPr>
+      </w:pPr>
+      <w:r>
+        <w:rPr>
+          <w:sz w:val="28"/>
+          <w:szCs w:val="28"/>
+        </w:rPr>
+        <w:t xml:space="preserve">              </w:t>
+      </w:r>
+      <w:r>
+        <w:rPr>
+          <w:sz w:val="28"/>
+          <w:szCs w:val="28"/>
+        </w:rPr>
+        <w:drawing>
+          <wp:inline distT="0" distB="0" distL="0" distR="0" wp14:anchorId="5F72E432" wp14:editId="45A0944F">
+            <wp:extent cx="2405697" cy="1600200"/>
+            <wp:effectExtent l="0" t="0" r="0" b="0"/>
+            <wp:docPr id="2028944249" name="Picture 1"/>
+            <wp:cNvGraphicFramePr>
+              <a:graphicFrameLocks xmlns:a="http://schemas.openxmlformats.org/drawingml/2006/main" noChangeAspect="1"/>
+            </wp:cNvGraphicFramePr>
+            <a:graphic xmlns:a="http://schemas.openxmlformats.org/drawingml/2006/main">
+              <a:graphicData uri="http://schemas.openxmlformats.org/drawingml/2006/picture">
+                <pic:pic xmlns:pic="http://schemas.openxmlformats.org/drawingml/2006/picture">
+                  <pic:nvPicPr>
+                    <pic:cNvPr id="2028944249" name=""/>
+                    <pic:cNvPicPr/>
+                  </pic:nvPicPr>
+                  <pic:blipFill>
+                    <a:blip r:embed="rId15"/>
+                    <a:stretch>
+                      <a:fillRect/>
+                    </a:stretch>
+                  </pic:blipFill>
+                  <pic:spPr>
+                    <a:xfrm>
+                      <a:off x="0" y="0"/>
+                      <a:ext cx="2414003" cy="1605725"/>
+                    </a:xfrm>
+                    <a:prstGeom prst="rect">
+                      <a:avLst/>
+                    </a:prstGeom>
+                  </pic:spPr>
+                </pic:pic>
+              </a:graphicData>
+            </a:graphic>
+          </wp:inline>
+        </w:drawing>
+      </w:r>
+      <w:r>
+        <w:rPr>
+          <w:sz w:val="28"/>
+          <w:szCs w:val="28"/>
+        </w:rPr>
+        <w:t xml:space="preserve">             </w:t>
+      </w:r>
+      <w:r>
+        <w:rPr>
+          <w:sz w:val="28"/>
+          <w:szCs w:val="28"/>
+        </w:rPr>
+        <w:drawing>
+          <wp:inline distT="0" distB="0" distL="0" distR="0" wp14:anchorId="1EDC80CF" wp14:editId="0F7470DB">
+            <wp:extent cx="2400300" cy="1598405"/>
+            <wp:effectExtent l="0" t="0" r="0" b="1905"/>
+            <wp:docPr id="1060980835" name="Picture 1" descr="A person wearing a white skirt and brown socks&#10;&#10;AI-generated content may be incorrect."/>
+            <wp:cNvGraphicFramePr>
+              <a:graphicFrameLocks xmlns:a="http://schemas.openxmlformats.org/drawingml/2006/main" noChangeAspect="1"/>
+            </wp:cNvGraphicFramePr>
+            <a:graphic xmlns:a="http://schemas.openxmlformats.org/drawingml/2006/main">
+              <a:graphicData uri="http://schemas.openxmlformats.org/drawingml/2006/picture">
+                <pic:pic xmlns:pic="http://schemas.openxmlformats.org/drawingml/2006/picture">
+                  <pic:nvPicPr>
+                    <pic:cNvPr id="1060980835" name="Picture 1" descr="A person wearing a white skirt and brown socks&#10;&#10;AI-generated content may be incorrect."/>
+                    <pic:cNvPicPr/>
+                  </pic:nvPicPr>
+                  <pic:blipFill>
+                    <a:blip r:embed="rId16"/>
+                    <a:stretch>
+                      <a:fillRect/>
+                    </a:stretch>
+                  </pic:blipFill>
+                  <pic:spPr>
+                    <a:xfrm>
+                      <a:off x="0" y="0"/>
+                      <a:ext cx="2420401" cy="1611791"/>
+                    </a:xfrm>
+                    <a:prstGeom prst="rect">
+                      <a:avLst/>
+                    </a:prstGeom>
+                  </pic:spPr>
+                </pic:pic>
+              </a:graphicData>
+            </a:graphic>
+          </wp:inline>
+        </w:drawing>
+      </w:r>
+    </w:p>
+    <w:p>
+      <w:pPr>
+        <w:rPr>
+          <w:sz w:val="20"/>
+          <w:szCs w:val="20"/>
+        </w:rPr>
+      </w:pPr>
+      <w:r>
+        <w:rPr>
+          <w:sz w:val="20"/>
+          <w:szCs w:val="20"/>
+        </w:rPr>
+        <w:t xml:space="preserve">                                                       </w:t>
+      </w:r>
+      <w:r>
+        <w:rPr>
+          <w:sz w:val="20"/>
+          <w:szCs w:val="20"/>
+        </w:rPr>
+        <w:t>Original</w:t>
+      </w:r>
+      <w:r>
+        <w:rPr>
+          <w:sz w:val="20"/>
+          <w:szCs w:val="20"/>
+        </w:rPr>
+        <w:t xml:space="preserve">                                                                                    Gamma Corrected</w:t>
+      </w:r>
+    </w:p>
+    <w:p>
+      <w:pPr>
+        <w:rPr>
+          <w:sz w:val="20"/>
+          <w:szCs w:val="20"/>
+        </w:rPr>
+      </w:pPr>
+    </w:p>
+    <w:p>
+      <w:pPr>
+        <w:jc w:val="center"/>
+        <w:rPr>
+          <w:sz w:val="20"/>
+          <w:szCs w:val="20"/>
+        </w:rPr>
+      </w:pPr>
+      <w:r>
+        <w:rPr>
+          <w:sz w:val="20"/>
+          <w:szCs w:val="20"/>
+        </w:rPr>
+        <w:drawing>
+          <wp:inline distT="0" distB="0" distL="0" distR="0" wp14:anchorId="64A847A8" wp14:editId="3FA83B9B">
+            <wp:extent cx="5052060" cy="2502821"/>
+            <wp:effectExtent l="0" t="0" r="0" b="0"/>
+            <wp:docPr id="1266474030" name="Picture 1" descr="A graph of two people&#10;&#10;AI-generated content may be incorrect."/>
+            <wp:cNvGraphicFramePr>
+              <a:graphicFrameLocks xmlns:a="http://schemas.openxmlformats.org/drawingml/2006/main" noChangeAspect="1"/>
+            </wp:cNvGraphicFramePr>
+            <a:graphic xmlns:a="http://schemas.openxmlformats.org/drawingml/2006/main">
+              <a:graphicData uri="http://schemas.openxmlformats.org/drawingml/2006/picture">
+                <pic:pic xmlns:pic="http://schemas.openxmlformats.org/drawingml/2006/picture">
+                  <pic:nvPicPr>
+                    <pic:cNvPr id="1266474030" name="Picture 1" descr="A graph of two people&#10;&#10;AI-generated content may be incorrect."/>
+                    <pic:cNvPicPr/>
+                  </pic:nvPicPr>
+                  <pic:blipFill>
+                    <a:blip r:embed="rId17"/>
+                    <a:stretch>
+                      <a:fillRect/>
+                    </a:stretch>
+                  </pic:blipFill>
+                  <pic:spPr>
+                    <a:xfrm>
+                      <a:off x="0" y="0"/>
+                      <a:ext cx="5058373" cy="2505948"/>
                     </a:xfrm>
                     <a:prstGeom prst="rect">
                       <a:avLst/>

--- a/Answers/249309R_a1.docx
+++ b/Answers/249309R_a1.docx
@@ -335,6 +335,7 @@
     <w:p>
       <w:pPr>
         <w:rPr>
+          <w:rFonts w:ascii="Arial" w:hAnsi="Arial" w:cs="Arial"/>
           <w:noProof/>
           <w:sz w:val="28"/>
           <w:szCs w:val="28"/>
@@ -342,6 +343,7 @@
       </w:pPr>
       <w:r>
         <w:rPr>
+          <w:rFonts w:ascii="Arial" w:hAnsi="Arial" w:cs="Arial"/>
           <w:sz w:val="24"/>
           <w:szCs w:val="24"/>
         </w:rPr>
@@ -412,6 +414,7 @@
       </w:r>
       <w:r>
         <w:rPr>
+          <w:rFonts w:ascii="Arial" w:hAnsi="Arial" w:cs="Arial"/>
           <w:noProof/>
           <w:sz w:val="28"/>
           <w:szCs w:val="28"/>
@@ -422,12 +425,14 @@
     <w:p>
       <w:pPr>
         <w:rPr>
-          <w:sz w:val="24"/>
-          <w:szCs w:val="24"/>
-        </w:rPr>
-      </w:pPr>
-      <w:r>
-        <w:rPr>
+          <w:rFonts w:ascii="Arial" w:hAnsi="Arial" w:cs="Arial"/>
+          <w:sz w:val="24"/>
+          <w:szCs w:val="24"/>
+        </w:rPr>
+      </w:pPr>
+      <w:r>
+        <w:rPr>
+          <w:rFonts w:ascii="Arial" w:hAnsi="Arial" w:cs="Arial"/>
           <w:sz w:val="24"/>
           <w:szCs w:val="24"/>
         </w:rPr>
@@ -435,6 +440,7 @@
       </w:r>
       <w:r>
         <w:rPr>
+          <w:rFonts w:ascii="Arial" w:hAnsi="Arial" w:cs="Arial"/>
           <w:sz w:val="24"/>
           <w:szCs w:val="24"/>
         </w:rPr>
@@ -442,6 +448,7 @@
       </w:r>
       <w:r>
         <w:rPr>
+          <w:rFonts w:ascii="Arial" w:hAnsi="Arial" w:cs="Arial"/>
           <w:sz w:val="24"/>
           <w:szCs w:val="24"/>
         </w:rPr>
@@ -449,6 +456,7 @@
       </w:r>
       <w:r>
         <w:rPr>
+          <w:rFonts w:ascii="Arial" w:hAnsi="Arial" w:cs="Arial"/>
           <w:sz w:val="24"/>
           <w:szCs w:val="24"/>
         </w:rPr>
@@ -458,12 +466,14 @@
     <w:p>
       <w:pPr>
         <w:rPr>
-          <w:sz w:val="24"/>
-          <w:szCs w:val="24"/>
-        </w:rPr>
-      </w:pPr>
-      <w:r>
-        <w:rPr>
+          <w:rFonts w:ascii="Arial" w:hAnsi="Arial" w:cs="Arial"/>
+          <w:sz w:val="24"/>
+          <w:szCs w:val="24"/>
+        </w:rPr>
+      </w:pPr>
+      <w:r>
+        <w:rPr>
+          <w:rFonts w:ascii="Arial" w:hAnsi="Arial" w:cs="Arial"/>
           <w:sz w:val="24"/>
           <w:szCs w:val="24"/>
         </w:rPr>
@@ -478,12 +488,14 @@
           <w:numId w:val="1"/>
         </w:numPr>
         <w:rPr>
-          <w:sz w:val="24"/>
-          <w:szCs w:val="24"/>
-        </w:rPr>
-      </w:pPr>
-      <w:r>
-        <w:rPr>
+          <w:rFonts w:ascii="Arial" w:hAnsi="Arial" w:cs="Arial"/>
+          <w:sz w:val="24"/>
+          <w:szCs w:val="24"/>
+        </w:rPr>
+      </w:pPr>
+      <w:r>
+        <w:rPr>
+          <w:rFonts w:ascii="Arial" w:hAnsi="Arial" w:cs="Arial"/>
           <w:sz w:val="24"/>
           <w:szCs w:val="24"/>
         </w:rPr>
@@ -498,12 +510,14 @@
           <w:numId w:val="1"/>
         </w:numPr>
         <w:rPr>
-          <w:sz w:val="24"/>
-          <w:szCs w:val="24"/>
-        </w:rPr>
-      </w:pPr>
-      <w:r>
-        <w:rPr>
+          <w:rFonts w:ascii="Arial" w:hAnsi="Arial" w:cs="Arial"/>
+          <w:sz w:val="24"/>
+          <w:szCs w:val="24"/>
+        </w:rPr>
+      </w:pPr>
+      <w:r>
+        <w:rPr>
+          <w:rFonts w:ascii="Arial" w:hAnsi="Arial" w:cs="Arial"/>
           <w:sz w:val="24"/>
           <w:szCs w:val="24"/>
         </w:rPr>
@@ -513,12 +527,14 @@
     <w:p>
       <w:pPr>
         <w:rPr>
-          <w:sz w:val="24"/>
-          <w:szCs w:val="24"/>
-        </w:rPr>
-      </w:pPr>
-      <w:r>
-        <w:rPr>
+          <w:rFonts w:ascii="Arial" w:hAnsi="Arial" w:cs="Arial"/>
+          <w:sz w:val="24"/>
+          <w:szCs w:val="24"/>
+        </w:rPr>
+      </w:pPr>
+      <w:r>
+        <w:rPr>
+          <w:rFonts w:ascii="Arial" w:hAnsi="Arial" w:cs="Arial"/>
           <w:sz w:val="24"/>
           <w:szCs w:val="24"/>
         </w:rPr>
@@ -626,12 +642,14 @@
     <w:p>
       <w:pPr>
         <w:rPr>
-          <w:sz w:val="24"/>
-          <w:szCs w:val="24"/>
-        </w:rPr>
-      </w:pPr>
-      <w:r>
-        <w:rPr>
+          <w:rFonts w:ascii="Arial" w:hAnsi="Arial" w:cs="Arial"/>
+          <w:sz w:val="24"/>
+          <w:szCs w:val="24"/>
+        </w:rPr>
+      </w:pPr>
+      <w:r>
+        <w:rPr>
+          <w:rFonts w:ascii="Arial" w:hAnsi="Arial" w:cs="Arial"/>
           <w:sz w:val="24"/>
           <w:szCs w:val="24"/>
         </w:rPr>
@@ -706,7 +724,7 @@
           </mc:Choice>
           <mc:Fallback>
             <w:pict>
-              <v:shapetype w14:anchorId="4E21E392" id="_x0000_t32" coordsize="21600,21600" o:spt="32" o:oned="t" path="m,l21600,21600e" filled="f">
+              <v:shapetype w14:anchorId="7D4257F7" id="_x0000_t32" coordsize="21600,21600" o:spt="32" o:oned="t" path="m,l21600,21600e" filled="f">
                 <v:path arrowok="t" fillok="f" o:connecttype="none"/>
                 <o:lock v:ext="edit" shapetype="t"/>
               </v:shapetype>
@@ -880,35 +898,32 @@
     <w:p>
       <w:pPr>
         <w:rPr>
-          <w:sz w:val="28"/>
-          <w:szCs w:val="28"/>
-        </w:rPr>
-      </w:pPr>
-      <w:r>
-        <w:rPr>
+          <w:rFonts w:ascii="Arial" w:hAnsi="Arial" w:cs="Arial"/>
+          <w:sz w:val="28"/>
+          <w:szCs w:val="28"/>
+        </w:rPr>
+      </w:pPr>
+      <w:r>
+        <w:rPr>
+          <w:rFonts w:ascii="Arial" w:hAnsi="Arial" w:cs="Arial"/>
           <w:sz w:val="28"/>
           <w:szCs w:val="28"/>
         </w:rPr>
         <w:lastRenderedPageBreak/>
-        <w:t>Question 03</w:t>
-      </w:r>
-      <w:r>
-        <w:rPr>
-          <w:sz w:val="28"/>
-          <w:szCs w:val="28"/>
-        </w:rPr>
-        <w:t>:</w:t>
-      </w:r>
-    </w:p>
-    <w:p>
-      <w:pPr>
-        <w:rPr>
+        <w:t>Question 03:</w:t>
+      </w:r>
+    </w:p>
+    <w:p>
+      <w:pPr>
+        <w:rPr>
+          <w:rFonts w:ascii="Arial" w:hAnsi="Arial" w:cs="Arial"/>
           <w:sz w:val="20"/>
           <w:szCs w:val="20"/>
         </w:rPr>
       </w:pPr>
       <w:r>
         <w:rPr>
+          <w:rFonts w:ascii="Arial" w:hAnsi="Arial" w:cs="Arial"/>
           <w:sz w:val="20"/>
           <w:szCs w:val="20"/>
         </w:rPr>
@@ -978,6 +993,7 @@
       </w:r>
       <w:r>
         <w:rPr>
+          <w:rFonts w:ascii="Arial" w:hAnsi="Arial" w:cs="Arial"/>
           <w:sz w:val="20"/>
           <w:szCs w:val="20"/>
         </w:rPr>
@@ -985,6 +1001,7 @@
       </w:r>
       <w:r>
         <w:rPr>
+          <w:rFonts w:ascii="Arial" w:hAnsi="Arial" w:cs="Arial"/>
           <w:sz w:val="20"/>
           <w:szCs w:val="20"/>
         </w:rPr>
@@ -992,6 +1009,7 @@
       </w:r>
       <w:r>
         <w:rPr>
+          <w:rFonts w:ascii="Arial" w:hAnsi="Arial" w:cs="Arial"/>
           <w:sz w:val="20"/>
           <w:szCs w:val="20"/>
         </w:rPr>
@@ -1049,12 +1067,14 @@
     <w:p>
       <w:pPr>
         <w:rPr>
-          <w:sz w:val="28"/>
-          <w:szCs w:val="28"/>
-        </w:rPr>
-      </w:pPr>
-      <w:r>
-        <w:rPr>
+          <w:rFonts w:ascii="Arial" w:hAnsi="Arial" w:cs="Arial"/>
+          <w:sz w:val="28"/>
+          <w:szCs w:val="28"/>
+        </w:rPr>
+      </w:pPr>
+      <w:r>
+        <w:rPr>
+          <w:rFonts w:ascii="Arial" w:hAnsi="Arial" w:cs="Arial"/>
           <w:sz w:val="28"/>
           <w:szCs w:val="28"/>
         </w:rPr>
@@ -1168,30 +1188,34 @@
     <w:p>
       <w:pPr>
         <w:rPr>
+          <w:rFonts w:ascii="Arial" w:hAnsi="Arial" w:cs="Arial"/>
           <w:sz w:val="20"/>
           <w:szCs w:val="20"/>
         </w:rPr>
       </w:pPr>
       <w:r>
         <w:rPr>
+          <w:rFonts w:ascii="Arial" w:hAnsi="Arial" w:cs="Arial"/>
           <w:sz w:val="20"/>
           <w:szCs w:val="20"/>
         </w:rPr>
-        <w:t xml:space="preserve">                                                       </w:t>
-      </w:r>
-      <w:r>
-        <w:rPr>
+        <w:t xml:space="preserve">                                            Original  </w:t>
+      </w:r>
+      <w:r>
+        <w:rPr>
+          <w:rFonts w:ascii="Arial" w:hAnsi="Arial" w:cs="Arial"/>
           <w:sz w:val="20"/>
           <w:szCs w:val="20"/>
         </w:rPr>
-        <w:t>Original</w:t>
-      </w:r>
-      <w:r>
-        <w:rPr>
+        <w:t xml:space="preserve">        </w:t>
+      </w:r>
+      <w:r>
+        <w:rPr>
+          <w:rFonts w:ascii="Arial" w:hAnsi="Arial" w:cs="Arial"/>
           <w:sz w:val="20"/>
           <w:szCs w:val="20"/>
         </w:rPr>
-        <w:t xml:space="preserve">                                                                                    Gamma Corrected</w:t>
+        <w:t xml:space="preserve">                                               Gamma Corrected</w:t>
       </w:r>
     </w:p>
     <w:p>
@@ -1250,6 +1274,60 @@
             </a:graphic>
           </wp:inline>
         </w:drawing>
+      </w:r>
+    </w:p>
+    <w:p>
+      <w:pPr>
+        <w:jc w:val="center"/>
+        <w:rPr>
+          <w:sz w:val="20"/>
+          <w:szCs w:val="20"/>
+        </w:rPr>
+      </w:pPr>
+    </w:p>
+    <w:p>
+      <w:pPr>
+        <w:jc w:val="center"/>
+        <w:rPr>
+          <w:sz w:val="20"/>
+          <w:szCs w:val="20"/>
+        </w:rPr>
+      </w:pPr>
+    </w:p>
+    <w:p>
+      <w:pPr>
+        <w:jc w:val="center"/>
+        <w:rPr>
+          <w:sz w:val="20"/>
+          <w:szCs w:val="20"/>
+        </w:rPr>
+      </w:pPr>
+    </w:p>
+    <w:p>
+      <w:pPr>
+        <w:jc w:val="center"/>
+        <w:rPr>
+          <w:sz w:val="20"/>
+          <w:szCs w:val="20"/>
+        </w:rPr>
+      </w:pPr>
+    </w:p>
+    <w:p>
+      <w:pPr>
+        <w:rPr>
+          <w:rFonts w:ascii="Arial" w:hAnsi="Arial" w:cs="Arial"/>
+          <w:sz w:val="28"/>
+          <w:szCs w:val="28"/>
+        </w:rPr>
+      </w:pPr>
+      <w:r>
+        <w:rPr>
+          <w:rFonts w:ascii="Arial" w:hAnsi="Arial" w:cs="Arial"/>
+          <w:sz w:val="28"/>
+          <w:szCs w:val="28"/>
+        </w:rPr>
+        <w:lastRenderedPageBreak/>
+        <w:t>Question 04</w:t>
       </w:r>
     </w:p>
     <w:sectPr>

--- a/Answers/249309R_a1.docx
+++ b/Answers/249309R_a1.docx
@@ -724,7 +724,7 @@
           </mc:Choice>
           <mc:Fallback>
             <w:pict>
-              <v:shapetype w14:anchorId="7D4257F7" id="_x0000_t32" coordsize="21600,21600" o:spt="32" o:oned="t" path="m,l21600,21600e" filled="f">
+              <v:shapetype w14:anchorId="59309DA7" id="_x0000_t32" coordsize="21600,21600" o:spt="32" o:oned="t" path="m,l21600,21600e" filled="f">
                 <v:path arrowok="t" fillok="f" o:connecttype="none"/>
                 <o:lock v:ext="edit" shapetype="t"/>
               </v:shapetype>
@@ -1323,11 +1323,1072 @@
       <w:r>
         <w:rPr>
           <w:rFonts w:ascii="Arial" w:hAnsi="Arial" w:cs="Arial"/>
+          <w:sz w:val="20"/>
+          <w:szCs w:val="20"/>
+        </w:rPr>
+        <w:lastRenderedPageBreak/>
+        <w:drawing>
+          <wp:anchor distT="0" distB="0" distL="114300" distR="114300" simplePos="0" relativeHeight="251661312" behindDoc="0" locked="0" layoutInCell="1" allowOverlap="1" wp14:anchorId="08BDEAF5" wp14:editId="0F8F87D2">
+            <wp:simplePos x="0" y="0"/>
+            <wp:positionH relativeFrom="column">
+              <wp:posOffset>0</wp:posOffset>
+            </wp:positionH>
+            <wp:positionV relativeFrom="paragraph">
+              <wp:posOffset>320040</wp:posOffset>
+            </wp:positionV>
+            <wp:extent cx="3124200" cy="3606165"/>
+            <wp:effectExtent l="0" t="0" r="0" b="0"/>
+            <wp:wrapThrough wrapText="bothSides">
+              <wp:wrapPolygon edited="0">
+                <wp:start x="0" y="0"/>
+                <wp:lineTo x="0" y="21452"/>
+                <wp:lineTo x="21468" y="21452"/>
+                <wp:lineTo x="21468" y="0"/>
+                <wp:lineTo x="0" y="0"/>
+              </wp:wrapPolygon>
+            </wp:wrapThrough>
+            <wp:docPr id="1763850115" name="Picture 1"/>
+            <wp:cNvGraphicFramePr>
+              <a:graphicFrameLocks xmlns:a="http://schemas.openxmlformats.org/drawingml/2006/main" noChangeAspect="1"/>
+            </wp:cNvGraphicFramePr>
+            <a:graphic xmlns:a="http://schemas.openxmlformats.org/drawingml/2006/main">
+              <a:graphicData uri="http://schemas.openxmlformats.org/drawingml/2006/picture">
+                <pic:pic xmlns:pic="http://schemas.openxmlformats.org/drawingml/2006/picture">
+                  <pic:nvPicPr>
+                    <pic:cNvPr id="1763850115" name=""/>
+                    <pic:cNvPicPr/>
+                  </pic:nvPicPr>
+                  <pic:blipFill>
+                    <a:blip r:embed="rId18">
+                      <a:extLst>
+                        <a:ext uri="{28A0092B-C50C-407E-A947-70E740481C1C}">
+                          <a14:useLocalDpi xmlns:a14="http://schemas.microsoft.com/office/drawing/2010/main" val="0"/>
+                        </a:ext>
+                      </a:extLst>
+                    </a:blip>
+                    <a:stretch>
+                      <a:fillRect/>
+                    </a:stretch>
+                  </pic:blipFill>
+                  <pic:spPr>
+                    <a:xfrm>
+                      <a:off x="0" y="0"/>
+                      <a:ext cx="3124200" cy="3606165"/>
+                    </a:xfrm>
+                    <a:prstGeom prst="rect">
+                      <a:avLst/>
+                    </a:prstGeom>
+                  </pic:spPr>
+                </pic:pic>
+              </a:graphicData>
+            </a:graphic>
+            <wp14:sizeRelH relativeFrom="page">
+              <wp14:pctWidth>0</wp14:pctWidth>
+            </wp14:sizeRelH>
+            <wp14:sizeRelV relativeFrom="page">
+              <wp14:pctHeight>0</wp14:pctHeight>
+            </wp14:sizeRelV>
+          </wp:anchor>
+        </w:drawing>
+      </w:r>
+      <w:r>
+        <w:rPr>
+          <w:rFonts w:ascii="Arial" w:hAnsi="Arial" w:cs="Arial"/>
           <w:sz w:val="28"/>
           <w:szCs w:val="28"/>
         </w:rPr>
+        <w:t>Question 04</w:t>
+      </w:r>
+    </w:p>
+    <w:p>
+      <w:pPr>
+        <w:rPr>
+          <w:rFonts w:ascii="Arial" w:hAnsi="Arial" w:cs="Arial"/>
+          <w:sz w:val="20"/>
+          <w:szCs w:val="20"/>
+        </w:rPr>
+      </w:pPr>
+      <w:r>
+        <w:rPr>
+          <w:rFonts w:ascii="Arial" w:hAnsi="Arial" w:cs="Arial"/>
+          <w:sz w:val="20"/>
+          <w:szCs w:val="20"/>
+        </w:rPr>
+        <w:t>After</w:t>
+      </w:r>
+      <w:r>
+        <w:rPr>
+          <w:rFonts w:ascii="Arial" w:hAnsi="Arial" w:cs="Arial"/>
+          <w:sz w:val="20"/>
+          <w:szCs w:val="20"/>
+        </w:rPr>
+        <w:t xml:space="preserve"> multiple testing, value for “a” was taken as 0.6, since it provided a visually pleasing output.</w:t>
+      </w:r>
+    </w:p>
+    <w:p>
+      <w:pPr>
+        <w:rPr>
+          <w:rFonts w:ascii="Arial" w:hAnsi="Arial" w:cs="Arial"/>
+          <w:sz w:val="20"/>
+          <w:szCs w:val="20"/>
+        </w:rPr>
+      </w:pPr>
+    </w:p>
+    <w:p>
+      <w:pPr>
+        <w:rPr>
+          <w:rFonts w:ascii="Arial" w:hAnsi="Arial" w:cs="Arial"/>
+          <w:sz w:val="20"/>
+          <w:szCs w:val="20"/>
+        </w:rPr>
+      </w:pPr>
+    </w:p>
+    <w:p>
+      <w:pPr>
+        <w:rPr>
+          <w:rFonts w:ascii="Arial" w:hAnsi="Arial" w:cs="Arial"/>
+          <w:sz w:val="20"/>
+          <w:szCs w:val="20"/>
+        </w:rPr>
+      </w:pPr>
+    </w:p>
+    <w:p>
+      <w:pPr>
+        <w:rPr>
+          <w:rFonts w:ascii="Arial" w:hAnsi="Arial" w:cs="Arial"/>
+          <w:sz w:val="20"/>
+          <w:szCs w:val="20"/>
+        </w:rPr>
+      </w:pPr>
+    </w:p>
+    <w:p>
+      <w:pPr>
+        <w:rPr>
+          <w:rFonts w:ascii="Arial" w:hAnsi="Arial" w:cs="Arial"/>
+          <w:sz w:val="20"/>
+          <w:szCs w:val="20"/>
+        </w:rPr>
+      </w:pPr>
+    </w:p>
+    <w:p>
+      <w:pPr>
+        <w:rPr>
+          <w:rFonts w:ascii="Arial" w:hAnsi="Arial" w:cs="Arial"/>
+          <w:sz w:val="20"/>
+          <w:szCs w:val="20"/>
+        </w:rPr>
+      </w:pPr>
+    </w:p>
+    <w:p>
+      <w:pPr>
+        <w:rPr>
+          <w:rFonts w:ascii="Arial" w:hAnsi="Arial" w:cs="Arial"/>
+          <w:sz w:val="20"/>
+          <w:szCs w:val="20"/>
+        </w:rPr>
+      </w:pPr>
+    </w:p>
+    <w:p>
+      <w:pPr>
+        <w:rPr>
+          <w:rFonts w:ascii="Arial" w:hAnsi="Arial" w:cs="Arial"/>
+          <w:sz w:val="20"/>
+          <w:szCs w:val="20"/>
+        </w:rPr>
+      </w:pPr>
+    </w:p>
+    <w:p>
+      <w:pPr>
+        <w:rPr>
+          <w:rFonts w:ascii="Arial" w:hAnsi="Arial" w:cs="Arial"/>
+          <w:sz w:val="20"/>
+          <w:szCs w:val="20"/>
+        </w:rPr>
+      </w:pPr>
+    </w:p>
+    <w:p>
+      <w:pPr>
+        <w:rPr>
+          <w:rFonts w:ascii="Arial" w:hAnsi="Arial" w:cs="Arial"/>
+          <w:sz w:val="20"/>
+          <w:szCs w:val="20"/>
+        </w:rPr>
+      </w:pPr>
+    </w:p>
+    <w:p>
+      <w:pPr>
+        <w:rPr>
+          <w:rFonts w:ascii="Arial" w:hAnsi="Arial" w:cs="Arial"/>
+          <w:sz w:val="20"/>
+          <w:szCs w:val="20"/>
+        </w:rPr>
+      </w:pPr>
+    </w:p>
+    <w:p>
+      <w:pPr>
+        <w:rPr>
+          <w:rFonts w:ascii="Arial" w:hAnsi="Arial" w:cs="Arial"/>
+          <w:sz w:val="20"/>
+          <w:szCs w:val="20"/>
+        </w:rPr>
+      </w:pPr>
+    </w:p>
+    <w:p>
+      <w:pPr>
+        <w:rPr>
+          <w:rFonts w:ascii="Arial" w:hAnsi="Arial" w:cs="Arial"/>
+          <w:sz w:val="20"/>
+          <w:szCs w:val="20"/>
+        </w:rPr>
+      </w:pPr>
+    </w:p>
+    <w:p>
+      <w:pPr>
+        <w:rPr>
+          <w:rFonts w:ascii="Arial" w:hAnsi="Arial" w:cs="Arial"/>
+          <w:sz w:val="20"/>
+          <w:szCs w:val="20"/>
+        </w:rPr>
+      </w:pPr>
+      <w:r>
+        <w:rPr>
+          <w:rFonts w:ascii="Arial" w:hAnsi="Arial" w:cs="Arial"/>
+          <w:sz w:val="20"/>
+          <w:szCs w:val="20"/>
+        </w:rPr>
+        <w:drawing>
+          <wp:inline distT="0" distB="0" distL="0" distR="0" wp14:anchorId="3ADEB9A6" wp14:editId="4AD4BD84">
+            <wp:extent cx="2781300" cy="1565967"/>
+            <wp:effectExtent l="0" t="0" r="0" b="0"/>
+            <wp:docPr id="1162010717" name="Picture 1"/>
+            <wp:cNvGraphicFramePr>
+              <a:graphicFrameLocks xmlns:a="http://schemas.openxmlformats.org/drawingml/2006/main" noChangeAspect="1"/>
+            </wp:cNvGraphicFramePr>
+            <a:graphic xmlns:a="http://schemas.openxmlformats.org/drawingml/2006/main">
+              <a:graphicData uri="http://schemas.openxmlformats.org/drawingml/2006/picture">
+                <pic:pic xmlns:pic="http://schemas.openxmlformats.org/drawingml/2006/picture">
+                  <pic:nvPicPr>
+                    <pic:cNvPr id="1162010717" name=""/>
+                    <pic:cNvPicPr/>
+                  </pic:nvPicPr>
+                  <pic:blipFill>
+                    <a:blip r:embed="rId19"/>
+                    <a:stretch>
+                      <a:fillRect/>
+                    </a:stretch>
+                  </pic:blipFill>
+                  <pic:spPr>
+                    <a:xfrm>
+                      <a:off x="0" y="0"/>
+                      <a:ext cx="2800870" cy="1576985"/>
+                    </a:xfrm>
+                    <a:prstGeom prst="rect">
+                      <a:avLst/>
+                    </a:prstGeom>
+                  </pic:spPr>
+                </pic:pic>
+              </a:graphicData>
+            </a:graphic>
+          </wp:inline>
+        </w:drawing>
+      </w:r>
+      <w:r>
+        <w:rPr>
+          <w:rFonts w:ascii="Arial" w:hAnsi="Arial" w:cs="Arial"/>
+          <w:sz w:val="20"/>
+          <w:szCs w:val="20"/>
+        </w:rPr>
+        <w:t xml:space="preserve">          </w:t>
+      </w:r>
+      <w:r>
+        <w:rPr>
+          <w:rFonts w:ascii="Arial" w:hAnsi="Arial" w:cs="Arial"/>
+          <w:sz w:val="20"/>
+          <w:szCs w:val="20"/>
+        </w:rPr>
+        <w:drawing>
+          <wp:inline distT="0" distB="0" distL="0" distR="0" wp14:anchorId="2319D4C5" wp14:editId="11D7949F">
+            <wp:extent cx="2788920" cy="1569065"/>
+            <wp:effectExtent l="0" t="0" r="0" b="0"/>
+            <wp:docPr id="1395145278" name="Picture 1"/>
+            <wp:cNvGraphicFramePr>
+              <a:graphicFrameLocks xmlns:a="http://schemas.openxmlformats.org/drawingml/2006/main" noChangeAspect="1"/>
+            </wp:cNvGraphicFramePr>
+            <a:graphic xmlns:a="http://schemas.openxmlformats.org/drawingml/2006/main">
+              <a:graphicData uri="http://schemas.openxmlformats.org/drawingml/2006/picture">
+                <pic:pic xmlns:pic="http://schemas.openxmlformats.org/drawingml/2006/picture">
+                  <pic:nvPicPr>
+                    <pic:cNvPr id="1395145278" name=""/>
+                    <pic:cNvPicPr/>
+                  </pic:nvPicPr>
+                  <pic:blipFill>
+                    <a:blip r:embed="rId20"/>
+                    <a:stretch>
+                      <a:fillRect/>
+                    </a:stretch>
+                  </pic:blipFill>
+                  <pic:spPr>
+                    <a:xfrm>
+                      <a:off x="0" y="0"/>
+                      <a:ext cx="2814436" cy="1583421"/>
+                    </a:xfrm>
+                    <a:prstGeom prst="rect">
+                      <a:avLst/>
+                    </a:prstGeom>
+                  </pic:spPr>
+                </pic:pic>
+              </a:graphicData>
+            </a:graphic>
+          </wp:inline>
+        </w:drawing>
+      </w:r>
+    </w:p>
+    <w:p>
+      <w:pPr>
+        <w:rPr>
+          <w:rFonts w:ascii="Arial" w:hAnsi="Arial" w:cs="Arial"/>
+          <w:sz w:val="20"/>
+          <w:szCs w:val="20"/>
+        </w:rPr>
+      </w:pPr>
+      <w:r>
+        <w:rPr>
+          <w:rFonts w:ascii="Arial" w:hAnsi="Arial" w:cs="Arial"/>
+          <w:sz w:val="20"/>
+          <w:szCs w:val="20"/>
+        </w:rPr>
+        <w:t xml:space="preserve">                           Original                                                                          Vibrance Enhanced</w:t>
+      </w:r>
+    </w:p>
+    <w:p>
+      <w:pPr>
+        <w:rPr>
+          <w:rFonts w:ascii="Arial" w:hAnsi="Arial" w:cs="Arial"/>
+          <w:sz w:val="20"/>
+          <w:szCs w:val="20"/>
+        </w:rPr>
+      </w:pPr>
+    </w:p>
+    <w:p>
+      <w:pPr>
+        <w:jc w:val="center"/>
+        <w:rPr>
+          <w:rFonts w:ascii="Arial" w:hAnsi="Arial" w:cs="Arial"/>
+          <w:sz w:val="20"/>
+          <w:szCs w:val="20"/>
+        </w:rPr>
+      </w:pPr>
+      <w:r>
+        <w:rPr>
+          <w:rFonts w:ascii="Arial" w:hAnsi="Arial" w:cs="Arial"/>
+          <w:sz w:val="20"/>
+          <w:szCs w:val="20"/>
+        </w:rPr>
+        <w:drawing>
+          <wp:inline distT="0" distB="0" distL="0" distR="0" wp14:anchorId="09B66823" wp14:editId="2C05D2FF">
+            <wp:extent cx="2674620" cy="1942242"/>
+            <wp:effectExtent l="0" t="0" r="0" b="1270"/>
+            <wp:docPr id="1083329873" name="Picture 1"/>
+            <wp:cNvGraphicFramePr>
+              <a:graphicFrameLocks xmlns:a="http://schemas.openxmlformats.org/drawingml/2006/main" noChangeAspect="1"/>
+            </wp:cNvGraphicFramePr>
+            <a:graphic xmlns:a="http://schemas.openxmlformats.org/drawingml/2006/main">
+              <a:graphicData uri="http://schemas.openxmlformats.org/drawingml/2006/picture">
+                <pic:pic xmlns:pic="http://schemas.openxmlformats.org/drawingml/2006/picture">
+                  <pic:nvPicPr>
+                    <pic:cNvPr id="1083329873" name=""/>
+                    <pic:cNvPicPr/>
+                  </pic:nvPicPr>
+                  <pic:blipFill>
+                    <a:blip r:embed="rId21"/>
+                    <a:stretch>
+                      <a:fillRect/>
+                    </a:stretch>
+                  </pic:blipFill>
+                  <pic:spPr>
+                    <a:xfrm>
+                      <a:off x="0" y="0"/>
+                      <a:ext cx="2680259" cy="1946337"/>
+                    </a:xfrm>
+                    <a:prstGeom prst="rect">
+                      <a:avLst/>
+                    </a:prstGeom>
+                  </pic:spPr>
+                </pic:pic>
+              </a:graphicData>
+            </a:graphic>
+          </wp:inline>
+        </w:drawing>
+      </w:r>
+    </w:p>
+    <w:p>
+      <w:pPr>
+        <w:jc w:val="center"/>
+        <w:rPr>
+          <w:rFonts w:ascii="Arial" w:hAnsi="Arial" w:cs="Arial"/>
+          <w:sz w:val="20"/>
+          <w:szCs w:val="20"/>
+        </w:rPr>
+      </w:pPr>
+      <w:r>
+        <w:rPr>
+          <w:rFonts w:ascii="Arial" w:hAnsi="Arial" w:cs="Arial"/>
+          <w:sz w:val="20"/>
+          <w:szCs w:val="20"/>
+        </w:rPr>
+        <w:t>Intensity Transformation</w:t>
+      </w:r>
+    </w:p>
+    <w:p>
+      <w:pPr>
+        <w:jc w:val="center"/>
+        <w:rPr>
+          <w:rFonts w:ascii="Arial" w:hAnsi="Arial" w:cs="Arial"/>
+          <w:sz w:val="20"/>
+          <w:szCs w:val="20"/>
+        </w:rPr>
+      </w:pPr>
+    </w:p>
+    <w:p>
+      <w:pPr>
+        <w:rPr>
+          <w:rFonts w:ascii="Arial" w:hAnsi="Arial" w:cs="Arial"/>
+          <w:sz w:val="20"/>
+          <w:szCs w:val="20"/>
+        </w:rPr>
+      </w:pPr>
+      <w:r>
+        <w:rPr>
+          <w:rFonts w:ascii="Arial" w:hAnsi="Arial" w:cs="Arial"/>
+          <w:sz w:val="20"/>
+          <w:szCs w:val="20"/>
+        </w:rPr>
         <w:lastRenderedPageBreak/>
-        <w:t>Question 04</w:t>
+        <w:t>Question 05</w:t>
+      </w:r>
+    </w:p>
+    <w:p>
+      <w:pPr>
+        <w:rPr>
+          <w:rFonts w:ascii="Arial" w:hAnsi="Arial" w:cs="Arial"/>
+          <w:sz w:val="20"/>
+          <w:szCs w:val="20"/>
+        </w:rPr>
+      </w:pPr>
+      <w:r>
+        <w:rPr>
+          <w:rFonts w:ascii="Arial" w:hAnsi="Arial" w:cs="Arial"/>
+          <w:sz w:val="20"/>
+          <w:szCs w:val="20"/>
+        </w:rPr>
+        <w:t>(a)</w:t>
+      </w:r>
+    </w:p>
+    <w:p>
+      <w:pPr>
+        <w:rPr>
+          <w:rFonts w:ascii="Arial" w:hAnsi="Arial" w:cs="Arial"/>
+          <w:sz w:val="20"/>
+          <w:szCs w:val="20"/>
+        </w:rPr>
+      </w:pPr>
+      <w:r>
+        <w:rPr>
+          <w:rFonts w:ascii="Arial" w:hAnsi="Arial" w:cs="Arial"/>
+          <w:sz w:val="20"/>
+          <w:szCs w:val="20"/>
+        </w:rPr>
+        <w:drawing>
+          <wp:inline distT="0" distB="0" distL="0" distR="0" wp14:anchorId="4035E4B6" wp14:editId="61CEB4F3">
+            <wp:extent cx="4899660" cy="2486473"/>
+            <wp:effectExtent l="0" t="0" r="0" b="9525"/>
+            <wp:docPr id="2015553312" name="Picture 1" descr="A screenshot of a computer&#10;&#10;AI-generated content may be incorrect."/>
+            <wp:cNvGraphicFramePr>
+              <a:graphicFrameLocks xmlns:a="http://schemas.openxmlformats.org/drawingml/2006/main" noChangeAspect="1"/>
+            </wp:cNvGraphicFramePr>
+            <a:graphic xmlns:a="http://schemas.openxmlformats.org/drawingml/2006/main">
+              <a:graphicData uri="http://schemas.openxmlformats.org/drawingml/2006/picture">
+                <pic:pic xmlns:pic="http://schemas.openxmlformats.org/drawingml/2006/picture">
+                  <pic:nvPicPr>
+                    <pic:cNvPr id="2015553312" name="Picture 1" descr="A screenshot of a computer&#10;&#10;AI-generated content may be incorrect."/>
+                    <pic:cNvPicPr/>
+                  </pic:nvPicPr>
+                  <pic:blipFill>
+                    <a:blip r:embed="rId22"/>
+                    <a:stretch>
+                      <a:fillRect/>
+                    </a:stretch>
+                  </pic:blipFill>
+                  <pic:spPr>
+                    <a:xfrm>
+                      <a:off x="0" y="0"/>
+                      <a:ext cx="4899660" cy="2486473"/>
+                    </a:xfrm>
+                    <a:prstGeom prst="rect">
+                      <a:avLst/>
+                    </a:prstGeom>
+                  </pic:spPr>
+                </pic:pic>
+              </a:graphicData>
+            </a:graphic>
+          </wp:inline>
+        </w:drawing>
+      </w:r>
+    </w:p>
+    <w:p>
+      <w:pPr>
+        <w:rPr>
+          <w:rFonts w:ascii="Arial" w:hAnsi="Arial" w:cs="Arial"/>
+          <w:sz w:val="20"/>
+          <w:szCs w:val="20"/>
+        </w:rPr>
+      </w:pPr>
+      <w:r>
+        <w:rPr>
+          <w:rFonts w:ascii="Arial" w:hAnsi="Arial" w:cs="Arial"/>
+          <w:sz w:val="20"/>
+          <w:szCs w:val="20"/>
+        </w:rPr>
+        <w:t>(b)</w:t>
+      </w:r>
+    </w:p>
+    <w:p>
+      <w:pPr>
+        <w:rPr>
+          <w:rFonts w:ascii="Arial" w:hAnsi="Arial" w:cs="Arial"/>
+          <w:sz w:val="20"/>
+          <w:szCs w:val="20"/>
+        </w:rPr>
+      </w:pPr>
+      <w:r>
+        <w:rPr>
+          <w:rFonts w:ascii="Arial" w:hAnsi="Arial" w:cs="Arial"/>
+          <w:sz w:val="20"/>
+          <w:szCs w:val="20"/>
+        </w:rPr>
+        <w:drawing>
+          <wp:inline distT="0" distB="0" distL="0" distR="0" wp14:anchorId="7D55A4C6" wp14:editId="706B9F93">
+            <wp:extent cx="4274820" cy="2927064"/>
+            <wp:effectExtent l="0" t="0" r="0" b="6985"/>
+            <wp:docPr id="1176975682" name="Picture 1" descr="A screenshot of a computer screen&#10;&#10;AI-generated content may be incorrect."/>
+            <wp:cNvGraphicFramePr>
+              <a:graphicFrameLocks xmlns:a="http://schemas.openxmlformats.org/drawingml/2006/main" noChangeAspect="1"/>
+            </wp:cNvGraphicFramePr>
+            <a:graphic xmlns:a="http://schemas.openxmlformats.org/drawingml/2006/main">
+              <a:graphicData uri="http://schemas.openxmlformats.org/drawingml/2006/picture">
+                <pic:pic xmlns:pic="http://schemas.openxmlformats.org/drawingml/2006/picture">
+                  <pic:nvPicPr>
+                    <pic:cNvPr id="1176975682" name="Picture 1" descr="A screenshot of a computer screen&#10;&#10;AI-generated content may be incorrect."/>
+                    <pic:cNvPicPr/>
+                  </pic:nvPicPr>
+                  <pic:blipFill>
+                    <a:blip r:embed="rId23"/>
+                    <a:stretch>
+                      <a:fillRect/>
+                    </a:stretch>
+                  </pic:blipFill>
+                  <pic:spPr>
+                    <a:xfrm>
+                      <a:off x="0" y="0"/>
+                      <a:ext cx="4299886" cy="2944227"/>
+                    </a:xfrm>
+                    <a:prstGeom prst="rect">
+                      <a:avLst/>
+                    </a:prstGeom>
+                  </pic:spPr>
+                </pic:pic>
+              </a:graphicData>
+            </a:graphic>
+          </wp:inline>
+        </w:drawing>
+      </w:r>
+    </w:p>
+    <w:p>
+      <w:pPr>
+        <w:rPr>
+          <w:rFonts w:ascii="Arial" w:hAnsi="Arial" w:cs="Arial"/>
+          <w:sz w:val="20"/>
+          <w:szCs w:val="20"/>
+        </w:rPr>
+      </w:pPr>
+    </w:p>
+    <w:p>
+      <w:pPr>
+        <w:rPr>
+          <w:rFonts w:ascii="Arial" w:hAnsi="Arial" w:cs="Arial"/>
+          <w:sz w:val="20"/>
+          <w:szCs w:val="20"/>
+        </w:rPr>
+      </w:pPr>
+    </w:p>
+    <w:p>
+      <w:pPr>
+        <w:rPr>
+          <w:rFonts w:ascii="Arial" w:hAnsi="Arial" w:cs="Arial"/>
+          <w:sz w:val="20"/>
+          <w:szCs w:val="20"/>
+        </w:rPr>
+      </w:pPr>
+    </w:p>
+    <w:p>
+      <w:pPr>
+        <w:rPr>
+          <w:rFonts w:ascii="Arial" w:hAnsi="Arial" w:cs="Arial"/>
+          <w:sz w:val="20"/>
+          <w:szCs w:val="20"/>
+        </w:rPr>
+      </w:pPr>
+    </w:p>
+    <w:p>
+      <w:pPr>
+        <w:rPr>
+          <w:rFonts w:ascii="Arial" w:hAnsi="Arial" w:cs="Arial"/>
+          <w:sz w:val="20"/>
+          <w:szCs w:val="20"/>
+        </w:rPr>
+      </w:pPr>
+    </w:p>
+    <w:p>
+      <w:pPr>
+        <w:rPr>
+          <w:rFonts w:ascii="Arial" w:hAnsi="Arial" w:cs="Arial"/>
+          <w:sz w:val="20"/>
+          <w:szCs w:val="20"/>
+        </w:rPr>
+      </w:pPr>
+    </w:p>
+    <w:p>
+      <w:pPr>
+        <w:rPr>
+          <w:rFonts w:ascii="Arial" w:hAnsi="Arial" w:cs="Arial"/>
+          <w:sz w:val="20"/>
+          <w:szCs w:val="20"/>
+        </w:rPr>
+      </w:pPr>
+    </w:p>
+    <w:p>
+      <w:pPr>
+        <w:rPr>
+          <w:rFonts w:ascii="Arial" w:hAnsi="Arial" w:cs="Arial"/>
+          <w:sz w:val="20"/>
+          <w:szCs w:val="20"/>
+        </w:rPr>
+      </w:pPr>
+    </w:p>
+    <w:p>
+      <w:pPr>
+        <w:rPr>
+          <w:rFonts w:ascii="Arial" w:hAnsi="Arial" w:cs="Arial"/>
+          <w:sz w:val="20"/>
+          <w:szCs w:val="20"/>
+        </w:rPr>
+      </w:pPr>
+    </w:p>
+    <w:p>
+      <w:pPr>
+        <w:rPr>
+          <w:rFonts w:ascii="Arial" w:hAnsi="Arial" w:cs="Arial"/>
+          <w:sz w:val="20"/>
+          <w:szCs w:val="20"/>
+        </w:rPr>
+      </w:pPr>
+      <w:r>
+        <w:rPr>
+          <w:rFonts w:ascii="Arial" w:hAnsi="Arial" w:cs="Arial"/>
+          <w:sz w:val="20"/>
+          <w:szCs w:val="20"/>
+        </w:rPr>
+        <w:lastRenderedPageBreak/>
+        <w:t>(c)</w:t>
+      </w:r>
+    </w:p>
+    <w:p>
+      <w:pPr>
+        <w:rPr>
+          <w:rFonts w:ascii="Arial" w:hAnsi="Arial" w:cs="Arial"/>
+          <w:sz w:val="20"/>
+          <w:szCs w:val="20"/>
+        </w:rPr>
+      </w:pPr>
+      <w:r>
+        <w:rPr>
+          <w:rFonts w:ascii="Arial" w:hAnsi="Arial" w:cs="Arial"/>
+          <w:sz w:val="20"/>
+          <w:szCs w:val="20"/>
+        </w:rPr>
+        <w:drawing>
+          <wp:inline distT="0" distB="0" distL="0" distR="0" wp14:anchorId="717992CF" wp14:editId="110E25E0">
+            <wp:extent cx="4366220" cy="4023360"/>
+            <wp:effectExtent l="0" t="0" r="0" b="0"/>
+            <wp:docPr id="1617800116" name="Picture 1" descr="A screen shot of a graph&#10;&#10;AI-generated content may be incorrect."/>
+            <wp:cNvGraphicFramePr>
+              <a:graphicFrameLocks xmlns:a="http://schemas.openxmlformats.org/drawingml/2006/main" noChangeAspect="1"/>
+            </wp:cNvGraphicFramePr>
+            <a:graphic xmlns:a="http://schemas.openxmlformats.org/drawingml/2006/main">
+              <a:graphicData uri="http://schemas.openxmlformats.org/drawingml/2006/picture">
+                <pic:pic xmlns:pic="http://schemas.openxmlformats.org/drawingml/2006/picture">
+                  <pic:nvPicPr>
+                    <pic:cNvPr id="1617800116" name="Picture 1" descr="A screen shot of a graph&#10;&#10;AI-generated content may be incorrect."/>
+                    <pic:cNvPicPr/>
+                  </pic:nvPicPr>
+                  <pic:blipFill rotWithShape="1">
+                    <a:blip r:embed="rId24"/>
+                    <a:srcRect/>
+                    <a:stretch>
+                      <a:fillRect/>
+                    </a:stretch>
+                  </pic:blipFill>
+                  <pic:spPr bwMode="auto">
+                    <a:xfrm>
+                      <a:off x="0" y="0"/>
+                      <a:ext cx="4369664" cy="4026534"/>
+                    </a:xfrm>
+                    <a:prstGeom prst="rect">
+                      <a:avLst/>
+                    </a:prstGeom>
+                    <a:ln>
+                      <a:noFill/>
+                    </a:ln>
+                    <a:extLst>
+                      <a:ext uri="{53640926-AAD7-44D8-BBD7-CCE9431645EC}">
+                        <a14:shadowObscured xmlns:a14="http://schemas.microsoft.com/office/drawing/2010/main"/>
+                      </a:ext>
+                    </a:extLst>
+                  </pic:spPr>
+                </pic:pic>
+              </a:graphicData>
+            </a:graphic>
+          </wp:inline>
+        </w:drawing>
+      </w:r>
+    </w:p>
+    <w:p>
+      <w:pPr>
+        <w:rPr>
+          <w:rFonts w:ascii="Arial" w:hAnsi="Arial" w:cs="Arial"/>
+          <w:sz w:val="20"/>
+          <w:szCs w:val="20"/>
+        </w:rPr>
+      </w:pPr>
+    </w:p>
+    <w:p>
+      <w:pPr>
+        <w:rPr>
+          <w:rFonts w:ascii="Arial" w:hAnsi="Arial" w:cs="Arial"/>
+          <w:sz w:val="20"/>
+          <w:szCs w:val="20"/>
+        </w:rPr>
+      </w:pPr>
+      <w:r>
+        <w:rPr>
+          <w:rFonts w:ascii="Arial" w:hAnsi="Arial" w:cs="Arial"/>
+          <w:sz w:val="20"/>
+          <w:szCs w:val="20"/>
+        </w:rPr>
+        <w:t>(d) &amp; (e)</w:t>
+      </w:r>
+    </w:p>
+    <w:p>
+      <w:pPr>
+        <w:rPr>
+          <w:rFonts w:ascii="Arial" w:hAnsi="Arial" w:cs="Arial"/>
+          <w:sz w:val="20"/>
+          <w:szCs w:val="20"/>
+        </w:rPr>
+      </w:pPr>
+      <w:r>
+        <w:rPr>
+          <w:rFonts w:ascii="Arial" w:hAnsi="Arial" w:cs="Arial"/>
+          <w:sz w:val="20"/>
+          <w:szCs w:val="20"/>
+        </w:rPr>
+        <w:drawing>
+          <wp:inline distT="0" distB="0" distL="0" distR="0" wp14:anchorId="7BAC9D52" wp14:editId="66E80A4C">
+            <wp:extent cx="4861560" cy="1704143"/>
+            <wp:effectExtent l="0" t="0" r="0" b="0"/>
+            <wp:docPr id="1728083561" name="Picture 1" descr="A screenshot of a computer program&#10;&#10;AI-generated content may be incorrect."/>
+            <wp:cNvGraphicFramePr>
+              <a:graphicFrameLocks xmlns:a="http://schemas.openxmlformats.org/drawingml/2006/main" noChangeAspect="1"/>
+            </wp:cNvGraphicFramePr>
+            <a:graphic xmlns:a="http://schemas.openxmlformats.org/drawingml/2006/main">
+              <a:graphicData uri="http://schemas.openxmlformats.org/drawingml/2006/picture">
+                <pic:pic xmlns:pic="http://schemas.openxmlformats.org/drawingml/2006/picture">
+                  <pic:nvPicPr>
+                    <pic:cNvPr id="1728083561" name="Picture 1" descr="A screenshot of a computer program&#10;&#10;AI-generated content may be incorrect."/>
+                    <pic:cNvPicPr/>
+                  </pic:nvPicPr>
+                  <pic:blipFill>
+                    <a:blip r:embed="rId25"/>
+                    <a:stretch>
+                      <a:fillRect/>
+                    </a:stretch>
+                  </pic:blipFill>
+                  <pic:spPr>
+                    <a:xfrm>
+                      <a:off x="0" y="0"/>
+                      <a:ext cx="4878810" cy="1710190"/>
+                    </a:xfrm>
+                    <a:prstGeom prst="rect">
+                      <a:avLst/>
+                    </a:prstGeom>
+                  </pic:spPr>
+                </pic:pic>
+              </a:graphicData>
+            </a:graphic>
+          </wp:inline>
+        </w:drawing>
+      </w:r>
+    </w:p>
+    <w:p>
+      <w:pPr>
+        <w:rPr>
+          <w:rFonts w:ascii="Arial" w:hAnsi="Arial" w:cs="Arial"/>
+          <w:sz w:val="20"/>
+          <w:szCs w:val="20"/>
+        </w:rPr>
+      </w:pPr>
+    </w:p>
+    <w:p>
+      <w:pPr>
+        <w:rPr>
+          <w:rFonts w:ascii="Arial" w:hAnsi="Arial" w:cs="Arial"/>
+          <w:sz w:val="20"/>
+          <w:szCs w:val="20"/>
+        </w:rPr>
+      </w:pPr>
+    </w:p>
+    <w:p>
+      <w:pPr>
+        <w:rPr>
+          <w:rFonts w:ascii="Arial" w:hAnsi="Arial" w:cs="Arial"/>
+          <w:sz w:val="20"/>
+          <w:szCs w:val="20"/>
+        </w:rPr>
+      </w:pPr>
+    </w:p>
+    <w:p>
+      <w:pPr>
+        <w:rPr>
+          <w:rFonts w:ascii="Arial" w:hAnsi="Arial" w:cs="Arial"/>
+          <w:sz w:val="20"/>
+          <w:szCs w:val="20"/>
+        </w:rPr>
+      </w:pPr>
+    </w:p>
+    <w:p>
+      <w:pPr>
+        <w:rPr>
+          <w:rFonts w:ascii="Arial" w:hAnsi="Arial" w:cs="Arial"/>
+          <w:sz w:val="20"/>
+          <w:szCs w:val="20"/>
+        </w:rPr>
+      </w:pPr>
+    </w:p>
+    <w:p>
+      <w:pPr>
+        <w:rPr>
+          <w:rFonts w:ascii="Arial" w:hAnsi="Arial" w:cs="Arial"/>
+          <w:sz w:val="20"/>
+          <w:szCs w:val="20"/>
+        </w:rPr>
+      </w:pPr>
+    </w:p>
+    <w:p>
+      <w:pPr>
+        <w:rPr>
+          <w:rFonts w:ascii="Arial" w:hAnsi="Arial" w:cs="Arial"/>
+          <w:sz w:val="20"/>
+          <w:szCs w:val="20"/>
+        </w:rPr>
+      </w:pPr>
+    </w:p>
+    <w:p>
+      <w:pPr>
+        <w:rPr>
+          <w:rFonts w:ascii="Arial" w:hAnsi="Arial" w:cs="Arial"/>
+          <w:sz w:val="20"/>
+          <w:szCs w:val="20"/>
+        </w:rPr>
+      </w:pPr>
+    </w:p>
+    <w:p>
+      <w:pPr>
+        <w:rPr>
+          <w:rFonts w:ascii="Arial" w:hAnsi="Arial" w:cs="Arial"/>
+          <w:sz w:val="20"/>
+          <w:szCs w:val="20"/>
+        </w:rPr>
+      </w:pPr>
+      <w:r>
+        <w:rPr>
+          <w:rFonts w:ascii="Arial" w:hAnsi="Arial" w:cs="Arial"/>
+          <w:sz w:val="20"/>
+          <w:szCs w:val="20"/>
+        </w:rPr>
+        <w:lastRenderedPageBreak/>
+        <w:t>(f)</w:t>
+      </w:r>
+    </w:p>
+    <w:p>
+      <w:pPr>
+        <w:rPr>
+          <w:rFonts w:ascii="Arial" w:hAnsi="Arial" w:cs="Arial"/>
+          <w:sz w:val="20"/>
+          <w:szCs w:val="20"/>
+        </w:rPr>
+      </w:pPr>
+      <w:r>
+        <w:rPr>
+          <w:rFonts w:ascii="Arial" w:hAnsi="Arial" w:cs="Arial"/>
+          <w:sz w:val="20"/>
+          <w:szCs w:val="20"/>
+        </w:rPr>
+        <w:drawing>
+          <wp:inline distT="0" distB="0" distL="0" distR="0" wp14:anchorId="1DE45623" wp14:editId="7108AB14">
+            <wp:extent cx="5943600" cy="2381885"/>
+            <wp:effectExtent l="0" t="0" r="0" b="0"/>
+            <wp:docPr id="1010104565" name="Picture 1" descr="A screen shot of a computer code&#10;&#10;AI-generated content may be incorrect."/>
+            <wp:cNvGraphicFramePr>
+              <a:graphicFrameLocks xmlns:a="http://schemas.openxmlformats.org/drawingml/2006/main" noChangeAspect="1"/>
+            </wp:cNvGraphicFramePr>
+            <a:graphic xmlns:a="http://schemas.openxmlformats.org/drawingml/2006/main">
+              <a:graphicData uri="http://schemas.openxmlformats.org/drawingml/2006/picture">
+                <pic:pic xmlns:pic="http://schemas.openxmlformats.org/drawingml/2006/picture">
+                  <pic:nvPicPr>
+                    <pic:cNvPr id="1010104565" name="Picture 1" descr="A screen shot of a computer code&#10;&#10;AI-generated content may be incorrect."/>
+                    <pic:cNvPicPr/>
+                  </pic:nvPicPr>
+                  <pic:blipFill>
+                    <a:blip r:embed="rId26"/>
+                    <a:stretch>
+                      <a:fillRect/>
+                    </a:stretch>
+                  </pic:blipFill>
+                  <pic:spPr>
+                    <a:xfrm>
+                      <a:off x="0" y="0"/>
+                      <a:ext cx="5943600" cy="2381885"/>
+                    </a:xfrm>
+                    <a:prstGeom prst="rect">
+                      <a:avLst/>
+                    </a:prstGeom>
+                  </pic:spPr>
+                </pic:pic>
+              </a:graphicData>
+            </a:graphic>
+          </wp:inline>
+        </w:drawing>
+      </w:r>
+    </w:p>
+    <w:p>
+      <w:pPr>
+        <w:rPr>
+          <w:rFonts w:ascii="Arial" w:hAnsi="Arial" w:cs="Arial"/>
+          <w:sz w:val="20"/>
+          <w:szCs w:val="20"/>
+        </w:rPr>
+      </w:pPr>
+      <w:r>
+        <w:rPr>
+          <w:rFonts w:ascii="Arial" w:hAnsi="Arial" w:cs="Arial"/>
+          <w:sz w:val="20"/>
+          <w:szCs w:val="20"/>
+        </w:rPr>
+        <w:drawing>
+          <wp:inline distT="0" distB="0" distL="0" distR="0" wp14:anchorId="116A0146" wp14:editId="59C16A98">
+            <wp:extent cx="5943600" cy="1287780"/>
+            <wp:effectExtent l="0" t="0" r="0" b="7620"/>
+            <wp:docPr id="457159005" name="Picture 1" descr="A collage of images of a person&#10;&#10;AI-generated content may be incorrect."/>
+            <wp:cNvGraphicFramePr>
+              <a:graphicFrameLocks xmlns:a="http://schemas.openxmlformats.org/drawingml/2006/main" noChangeAspect="1"/>
+            </wp:cNvGraphicFramePr>
+            <a:graphic xmlns:a="http://schemas.openxmlformats.org/drawingml/2006/main">
+              <a:graphicData uri="http://schemas.openxmlformats.org/drawingml/2006/picture">
+                <pic:pic xmlns:pic="http://schemas.openxmlformats.org/drawingml/2006/picture">
+                  <pic:nvPicPr>
+                    <pic:cNvPr id="457159005" name="Picture 1" descr="A collage of images of a person&#10;&#10;AI-generated content may be incorrect."/>
+                    <pic:cNvPicPr/>
+                  </pic:nvPicPr>
+                  <pic:blipFill rotWithShape="1">
+                    <a:blip r:embed="rId27"/>
+                    <a:srcRect b="61194"/>
+                    <a:stretch>
+                      <a:fillRect/>
+                    </a:stretch>
+                  </pic:blipFill>
+                  <pic:spPr bwMode="auto">
+                    <a:xfrm>
+                      <a:off x="0" y="0"/>
+                      <a:ext cx="5943600" cy="1287780"/>
+                    </a:xfrm>
+                    <a:prstGeom prst="rect">
+                      <a:avLst/>
+                    </a:prstGeom>
+                    <a:ln>
+                      <a:noFill/>
+                    </a:ln>
+                    <a:extLst>
+                      <a:ext uri="{53640926-AAD7-44D8-BBD7-CCE9431645EC}">
+                        <a14:shadowObscured xmlns:a14="http://schemas.microsoft.com/office/drawing/2010/main"/>
+                      </a:ext>
+                    </a:extLst>
+                  </pic:spPr>
+                </pic:pic>
+              </a:graphicData>
+            </a:graphic>
+          </wp:inline>
+        </w:drawing>
+      </w:r>
+      <w:r>
+        <w:rPr>
+          <w:rFonts w:ascii="Arial" w:hAnsi="Arial" w:cs="Arial"/>
+          <w:sz w:val="20"/>
+          <w:szCs w:val="20"/>
+        </w:rPr>
+        <w:drawing>
+          <wp:inline distT="0" distB="0" distL="0" distR="0" wp14:anchorId="51611598" wp14:editId="4341D241">
+            <wp:extent cx="5943600" cy="1268730"/>
+            <wp:effectExtent l="0" t="0" r="0" b="7620"/>
+            <wp:docPr id="192950320" name="Picture 1" descr="A collage of images of a person&#10;&#10;AI-generated content may be incorrect."/>
+            <wp:cNvGraphicFramePr>
+              <a:graphicFrameLocks xmlns:a="http://schemas.openxmlformats.org/drawingml/2006/main" noChangeAspect="1"/>
+            </wp:cNvGraphicFramePr>
+            <a:graphic xmlns:a="http://schemas.openxmlformats.org/drawingml/2006/main">
+              <a:graphicData uri="http://schemas.openxmlformats.org/drawingml/2006/picture">
+                <pic:pic xmlns:pic="http://schemas.openxmlformats.org/drawingml/2006/picture">
+                  <pic:nvPicPr>
+                    <pic:cNvPr id="192950320" name="Picture 1" descr="A collage of images of a person&#10;&#10;AI-generated content may be incorrect."/>
+                    <pic:cNvPicPr/>
+                  </pic:nvPicPr>
+                  <pic:blipFill rotWithShape="1">
+                    <a:blip r:embed="rId27"/>
+                    <a:srcRect t="61768"/>
+                    <a:stretch>
+                      <a:fillRect/>
+                    </a:stretch>
+                  </pic:blipFill>
+                  <pic:spPr bwMode="auto">
+                    <a:xfrm>
+                      <a:off x="0" y="0"/>
+                      <a:ext cx="5943600" cy="1268730"/>
+                    </a:xfrm>
+                    <a:prstGeom prst="rect">
+                      <a:avLst/>
+                    </a:prstGeom>
+                    <a:ln>
+                      <a:noFill/>
+                    </a:ln>
+                    <a:extLst>
+                      <a:ext uri="{53640926-AAD7-44D8-BBD7-CCE9431645EC}">
+                        <a14:shadowObscured xmlns:a14="http://schemas.microsoft.com/office/drawing/2010/main"/>
+                      </a:ext>
+                    </a:extLst>
+                  </pic:spPr>
+                </pic:pic>
+              </a:graphicData>
+            </a:graphic>
+          </wp:inline>
+        </w:drawing>
       </w:r>
     </w:p>
     <w:sectPr>
